--- a/benchmark/outputs/gold/resume_030_B.docx
+++ b/benchmark/outputs/gold/resume_030_B.docx
@@ -20,7 +20,7 @@
         <w:tblInd w:w="0.0" w:type="dxa"/>
       </w:tblPr>
       <w:tblGrid>
-        <w:gridCol w:w="11190"/>
+        <w:gridCol w:w="9750"/>
       </w:tblGrid>
       <w:tr>
         <w:trPr>
@@ -47,7 +47,7 @@
             </w:pPr>
             <w:r>
               <w:rPr>
-                <w:rFonts w:ascii="Helvetica" w:hAnsi="Helvetica" w:eastAsia="Helvetica"/>
+                <w:rFonts w:ascii="Arial" w:hAnsi="Arial" w:eastAsia="Helvetica"/>
                 <w:b/>
                 <w:i w:val="0"/>
                 <w:color w:val="1E1E23"/>
@@ -60,7 +60,7 @@
             </w:r>
             <w:r>
               <w:rPr>
-                <w:rFonts w:ascii="Helvetica" w:hAnsi="Helvetica" w:eastAsia="Helvetica"/>
+                <w:rFonts w:ascii="Arial" w:hAnsi="Arial" w:eastAsia="Helvetica"/>
                 <w:b/>
                 <w:i w:val="0"/>
                 <w:color w:val="1E1E23"/>
@@ -78,13 +78,13 @@
         <w:autoSpaceDE w:val="0"/>
         <w:pStyle w:val="Heading1"/>
         <w:widowControl/>
-        <w:spacing w:line="248" w:lineRule="exact" w:before="240" w:after="80"/>
+        <w:spacing w:line="248" w:lineRule="exact" w:before="324" w:after="0"/>
         <w:ind w:left="480" w:right="0" w:firstLine="0"/>
         <w:jc w:val="left"/>
       </w:pPr>
       <w:r>
         <w:rPr>
-          <w:rFonts w:ascii="Helvetica" w:hAnsi="Helvetica" w:eastAsia="Helvetica"/>
+          <w:rFonts w:ascii="Arial" w:hAnsi="Arial" w:eastAsia="Helvetica"/>
           <w:b/>
           <w:i w:val="0"/>
           <w:color w:val="72727A"/>
@@ -104,7 +104,7 @@
       </w:pPr>
       <w:r>
         <w:rPr>
-          <w:rFonts w:ascii="Helvetica" w:hAnsi="Helvetica" w:eastAsia="Helvetica"/>
+          <w:rFonts w:ascii="Arial" w:hAnsi="Arial" w:eastAsia="Helvetica"/>
           <w:b w:val="0"/>
           <w:i w:val="0"/>
           <w:color w:val="1E1E23"/>
@@ -117,7 +117,7 @@
       </w:r>
       <w:r>
         <w:rPr>
-          <w:rFonts w:ascii="Helvetica" w:hAnsi="Helvetica" w:eastAsia="Helvetica"/>
+          <w:rFonts w:ascii="Arial" w:hAnsi="Arial" w:eastAsia="Helvetica"/>
           <w:b w:val="0"/>
           <w:i w:val="0"/>
           <w:color w:val="1E1E23"/>
@@ -130,7 +130,7 @@
       </w:r>
       <w:r>
         <w:rPr>
-          <w:rFonts w:ascii="Helvetica" w:hAnsi="Helvetica" w:eastAsia="Helvetica"/>
+          <w:rFonts w:ascii="Arial" w:hAnsi="Arial" w:eastAsia="Helvetica"/>
           <w:b w:val="0"/>
           <w:i w:val="0"/>
           <w:color w:val="1E1E23"/>
@@ -151,7 +151,7 @@
       </w:pPr>
       <w:r>
         <w:rPr>
-          <w:rFonts w:ascii="Helvetica" w:hAnsi="Helvetica" w:eastAsia="Helvetica"/>
+          <w:rFonts w:ascii="Arial" w:hAnsi="Arial" w:eastAsia="Helvetica"/>
           <w:b/>
           <w:i w:val="0"/>
           <w:color w:val="72727A"/>
@@ -171,7 +171,7 @@
       </w:pPr>
       <w:r>
         <w:rPr>
-          <w:rFonts w:ascii="Helvetica" w:hAnsi="Helvetica" w:eastAsia="Helvetica"/>
+          <w:rFonts w:ascii="Arial" w:hAnsi="Arial" w:eastAsia="Helvetica"/>
           <w:b w:val="0"/>
           <w:i w:val="0"/>
           <w:color w:val="1E1E23"/>
@@ -184,7 +184,7 @@
       </w:r>
       <w:r>
         <w:rPr>
-          <w:rFonts w:ascii="Helvetica" w:hAnsi="Helvetica" w:eastAsia="Helvetica"/>
+          <w:rFonts w:ascii="Arial" w:hAnsi="Arial" w:eastAsia="Helvetica"/>
           <w:b w:val="0"/>
           <w:i w:val="0"/>
           <w:color w:val="1E1E23"/>
@@ -197,7 +197,7 @@
       </w:r>
       <w:r>
         <w:rPr>
-          <w:rFonts w:ascii="Helvetica" w:hAnsi="Helvetica" w:eastAsia="Helvetica"/>
+          <w:rFonts w:ascii="Arial" w:hAnsi="Arial" w:eastAsia="Helvetica"/>
           <w:b w:val="0"/>
           <w:i w:val="0"/>
           <w:color w:val="1E1E23"/>
@@ -210,7 +210,7 @@
       </w:r>
       <w:r>
         <w:rPr>
-          <w:rFonts w:ascii="Helvetica" w:hAnsi="Helvetica" w:eastAsia="Helvetica"/>
+          <w:rFonts w:ascii="Arial" w:hAnsi="Arial" w:eastAsia="Helvetica"/>
           <w:b w:val="0"/>
           <w:i w:val="0"/>
           <w:color w:val="1E1E23"/>
@@ -223,7 +223,7 @@
       </w:r>
       <w:r>
         <w:rPr>
-          <w:rFonts w:ascii="Helvetica" w:hAnsi="Helvetica" w:eastAsia="Helvetica"/>
+          <w:rFonts w:ascii="Arial" w:hAnsi="Arial" w:eastAsia="Helvetica"/>
           <w:b w:val="0"/>
           <w:i w:val="0"/>
           <w:color w:val="1E1E23"/>
@@ -240,7 +240,7 @@
         <w:tblInd w:w="240.0" w:type="dxa"/>
       </w:tblPr>
       <w:tblGrid>
-        <w:gridCol w:w="11190"/>
+        <w:gridCol w:w="9750"/>
       </w:tblGrid>
       <w:tr>
         <w:trPr>
@@ -267,7 +267,7 @@
             </w:pPr>
             <w:r>
               <w:rPr>
-                <w:rFonts w:ascii="Helvetica" w:hAnsi="Helvetica" w:eastAsia="Helvetica"/>
+                <w:rFonts w:ascii="Arial" w:hAnsi="Arial" w:eastAsia="Helvetica"/>
                 <w:b w:val="0"/>
                 <w:i w:val="0"/>
                 <w:color w:val="1E1E23"/>
@@ -314,7 +314,7 @@
       </w:pPr>
       <w:r>
         <w:rPr>
-          <w:rFonts w:ascii="Helvetica" w:hAnsi="Helvetica" w:eastAsia="Helvetica"/>
+          <w:rFonts w:ascii="Arial" w:hAnsi="Arial" w:eastAsia="Helvetica"/>
           <w:b/>
           <w:i w:val="0"/>
           <w:color w:val="1E1E23"/>
@@ -337,7 +337,7 @@
       </w:pPr>
       <w:r>
         <w:rPr>
-          <w:rFonts w:ascii="Helvetica" w:hAnsi="Helvetica" w:eastAsia="Helvetica"/>
+          <w:rFonts w:ascii="Arial" w:hAnsi="Arial" w:eastAsia="Helvetica"/>
           <w:b/>
           <w:i w:val="0"/>
           <w:color w:val="1E1E23"/>
@@ -350,7 +350,7 @@
       </w:r>
       <w:r>
         <w:rPr>
-          <w:rFonts w:ascii="Helvetica" w:hAnsi="Helvetica" w:eastAsia="Helvetica"/>
+          <w:rFonts w:ascii="Arial" w:hAnsi="Arial" w:eastAsia="Helvetica"/>
           <w:b w:val="0"/>
           <w:i/>
           <w:color w:val="72727A"/>
@@ -374,7 +374,7 @@
       </w:pPr>
       <w:r>
         <w:rPr>
-          <w:rFonts w:ascii="Helvetica" w:hAnsi="Helvetica" w:eastAsia="Helvetica"/>
+          <w:rFonts w:ascii="Arial" w:hAnsi="Arial" w:eastAsia="Helvetica"/>
           <w:b w:val="0"/>
           <w:i w:val="0"/>
           <w:color w:val="1E1E23"/>
@@ -398,7 +398,7 @@
       </w:pPr>
       <w:r>
         <w:rPr>
-          <w:rFonts w:ascii="Helvetica" w:hAnsi="Helvetica" w:eastAsia="Helvetica"/>
+          <w:rFonts w:ascii="Arial" w:hAnsi="Arial" w:eastAsia="Helvetica"/>
           <w:b w:val="0"/>
           <w:i w:val="0"/>
           <w:color w:val="1E1E23"/>
@@ -408,7 +408,7 @@
       </w:r>
       <w:r>
         <w:rPr>
-          <w:rFonts w:ascii="Helvetica" w:hAnsi="Helvetica" w:eastAsia="Helvetica"/>
+          <w:rFonts w:ascii="Arial" w:hAnsi="Arial" w:eastAsia="Helvetica"/>
           <w:b w:val="0"/>
           <w:i w:val="0"/>
           <w:color w:val="1E1E23"/>
@@ -431,7 +431,7 @@
       </w:pPr>
       <w:r>
         <w:rPr>
-          <w:rFonts w:ascii="Helvetica" w:hAnsi="Helvetica" w:eastAsia="Helvetica"/>
+          <w:rFonts w:ascii="Arial" w:hAnsi="Arial" w:eastAsia="Helvetica"/>
           <w:b/>
           <w:i w:val="0"/>
           <w:color w:val="1E1E23"/>
@@ -444,7 +444,7 @@
       </w:r>
       <w:r>
         <w:rPr>
-          <w:rFonts w:ascii="Helvetica" w:hAnsi="Helvetica" w:eastAsia="Helvetica"/>
+          <w:rFonts w:ascii="Arial" w:hAnsi="Arial" w:eastAsia="Helvetica"/>
           <w:b w:val="0"/>
           <w:i/>
           <w:color w:val="72727A"/>
@@ -468,7 +468,7 @@
       </w:pPr>
       <w:r>
         <w:rPr>
-          <w:rFonts w:ascii="Helvetica" w:hAnsi="Helvetica" w:eastAsia="Helvetica"/>
+          <w:rFonts w:ascii="Arial" w:hAnsi="Arial" w:eastAsia="Helvetica"/>
           <w:b w:val="0"/>
           <w:i w:val="0"/>
           <w:color w:val="1E1E23"/>
@@ -478,7 +478,7 @@
       </w:r>
       <w:r>
         <w:rPr>
-          <w:rFonts w:ascii="Helvetica" w:hAnsi="Helvetica" w:eastAsia="Helvetica"/>
+          <w:rFonts w:ascii="Arial" w:hAnsi="Arial" w:eastAsia="Helvetica"/>
           <w:b w:val="0"/>
           <w:i w:val="0"/>
           <w:color w:val="1E1E23"/>
@@ -488,7 +488,7 @@
       </w:r>
       <w:r>
         <w:rPr>
-          <w:rFonts w:ascii="Helvetica" w:hAnsi="Helvetica" w:eastAsia="Helvetica"/>
+          <w:rFonts w:ascii="Arial" w:hAnsi="Arial" w:eastAsia="Helvetica"/>
           <w:b w:val="0"/>
           <w:i w:val="0"/>
           <w:color w:val="1E1E23"/>
@@ -512,7 +512,7 @@
       </w:pPr>
       <w:r>
         <w:rPr>
-          <w:rFonts w:ascii="Helvetica" w:hAnsi="Helvetica" w:eastAsia="Helvetica"/>
+          <w:rFonts w:ascii="Arial" w:hAnsi="Arial" w:eastAsia="Helvetica"/>
           <w:b w:val="0"/>
           <w:i w:val="0"/>
           <w:color w:val="1E1E23"/>
@@ -535,7 +535,7 @@
       </w:pPr>
       <w:r>
         <w:rPr>
-          <w:rFonts w:ascii="Helvetica" w:hAnsi="Helvetica" w:eastAsia="Helvetica"/>
+          <w:rFonts w:ascii="Arial" w:hAnsi="Arial" w:eastAsia="Helvetica"/>
           <w:b/>
           <w:i w:val="0"/>
           <w:color w:val="1E1E23"/>
@@ -548,7 +548,7 @@
       </w:r>
       <w:r>
         <w:rPr>
-          <w:rFonts w:ascii="Helvetica" w:hAnsi="Helvetica" w:eastAsia="Helvetica"/>
+          <w:rFonts w:ascii="Arial" w:hAnsi="Arial" w:eastAsia="Helvetica"/>
           <w:b w:val="0"/>
           <w:i/>
           <w:color w:val="72727A"/>
@@ -572,7 +572,7 @@
       </w:pPr>
       <w:r>
         <w:rPr>
-          <w:rFonts w:ascii="Helvetica" w:hAnsi="Helvetica" w:eastAsia="Helvetica"/>
+          <w:rFonts w:ascii="Arial" w:hAnsi="Arial" w:eastAsia="Helvetica"/>
           <w:b w:val="0"/>
           <w:i w:val="0"/>
           <w:color w:val="1E1E23"/>
@@ -596,7 +596,7 @@
       </w:pPr>
       <w:r>
         <w:rPr>
-          <w:rFonts w:ascii="Helvetica" w:hAnsi="Helvetica" w:eastAsia="Helvetica"/>
+          <w:rFonts w:ascii="Arial" w:hAnsi="Arial" w:eastAsia="Helvetica"/>
           <w:b w:val="0"/>
           <w:i w:val="0"/>
           <w:color w:val="1E1E23"/>
@@ -606,7 +606,7 @@
       </w:r>
       <w:r>
         <w:rPr>
-          <w:rFonts w:ascii="Helvetica" w:hAnsi="Helvetica" w:eastAsia="Helvetica"/>
+          <w:rFonts w:ascii="Arial" w:hAnsi="Arial" w:eastAsia="Helvetica"/>
           <w:b w:val="0"/>
           <w:i w:val="0"/>
           <w:color w:val="1E1E23"/>
@@ -627,7 +627,7 @@
       </w:pPr>
       <w:r>
         <w:rPr>
-          <w:rFonts w:ascii="Helvetica" w:hAnsi="Helvetica" w:eastAsia="Helvetica"/>
+          <w:rFonts w:ascii="Arial" w:hAnsi="Arial" w:eastAsia="Helvetica"/>
           <w:b/>
           <w:i w:val="0"/>
           <w:color w:val="1E1E23"/>
@@ -647,7 +647,7 @@
       </w:pPr>
       <w:r>
         <w:rPr>
-          <w:rFonts w:ascii="Helvetica" w:hAnsi="Helvetica" w:eastAsia="Helvetica"/>
+          <w:rFonts w:ascii="Arial" w:hAnsi="Arial" w:eastAsia="Helvetica"/>
           <w:b w:val="0"/>
           <w:i w:val="0"/>
           <w:color w:val="1E1E23"/>
